--- a/reports/BENG2800_Final_Report.docx
+++ b/reports/BENG2800_Final_Report.docx
@@ -80,7 +80,7 @@
           <w:i w:val="0"/>
           <w:sz w:val="22"/>
         </w:rPr>
-        <w:t>Neurons in the primary visual cortex (V1) respond selectively to the orientation of visual stimuli, a property first described by Hubel and Wiesel (1962). This orientation selectivity is considered a fundamental building block of visual processing, enabling the brain to represent edges, contours, and textures. Understanding how orientation is encoded across populations of neurons remains a central question in systems neuroscience, with implications for sensory prosthetics and brain-computer interfaces.</w:t>
+        <w:t>Neurons in the primary visual cortex (V1) respond selectively to the orientation of visual stimuli, a property first described by Hubel and Wiesel (1962). This orientation selectivity is a fundamental building block of visual processing. Understanding how orientation is encoded across populations of neurons remains a central question in systems neuroscience.</w:t>
       </w:r>
     </w:p>
     <w:p>
@@ -94,7 +94,7 @@
           <w:i w:val="0"/>
           <w:sz w:val="22"/>
         </w:rPr>
-        <w:t>Recent advances in two-photon calcium imaging now allow simultaneous recording from tens of thousands of neurons. Stringer, Michaelos, and Pachitariu (2021) leveraged this technology to record from approximately 23,000 neurons in mouse V1, demonstrating that neural populations encode orientation with remarkably high precision. Their dataset provides a unique opportunity to investigate the diversity of orientation tuning at the single-neuron level and the efficiency of population-level encoding.</w:t>
+        <w:t>Recent advances in two-photon calcium imaging allow simultaneous recording from tens of thousands of neurons. Stringer, Michaelos, and Pachitariu (2021) recorded from approximately 23,000 neurons in mouse V1, demonstrating high-precision population coding of orientation. Their dataset provides a unique opportunity to investigate tuning diversity and population-level encoding.</w:t>
       </w:r>
     </w:p>
     <w:p>
@@ -121,7 +121,7 @@
           <w:i/>
           <w:sz w:val="22"/>
         </w:rPr>
-        <w:t>How much do preferred orientation and tuning sharpness vary across neurons in mouse V1?</w:t>
+        <w:t>How much do preferred orientation and tuning sharpness vary across neurons in this V1 recording?</w:t>
       </w:r>
     </w:p>
     <w:p>
@@ -147,7 +147,7 @@
           <w:i/>
           <w:sz w:val="22"/>
         </w:rPr>
-        <w:t>How accurately can a simple linear population decoder predict stimulus orientation from neural activity?</w:t>
+        <w:t>How accurately can a simple linear population decoder predict stimulus orientation?</w:t>
       </w:r>
     </w:p>
     <w:p>
@@ -174,7 +174,7 @@
           <w:i w:val="0"/>
           <w:sz w:val="22"/>
         </w:rPr>
-        <w:t>These questions are significant because they bridge single-neuron physiology (tuning curves) with population-level computation (decoding), using two core analytical methods covered in this course: nonlinear least-squares curve fitting and linear least-squares regression.</w:t>
+        <w:t>These questions bridge single-neuron physiology with population computation, using two analytical methods from this course: nonlinear least-squares curve fitting and linear least-squares regression.</w:t>
       </w:r>
     </w:p>
     <w:p>
@@ -212,7 +212,7 @@
           <w:i w:val="0"/>
           <w:sz w:val="22"/>
         </w:rPr>
-        <w:t>We analyzed publicly available two-photon calcium imaging data from Stringer et al. (2021), consisting of simultaneous recordings from 23,589 neurons in V1 of a single head-fixed mouse during passive viewing of static oriented gratings. A total of 4,598 trials were presented, with stimulus orientations approximately uniformly distributed across 0–180°. Neural responses were provided as deconvolved calcium activity (one scalar per neuron per trial), extracted using Suite2p. Stimulus directions (0–360°) were mapped to orientations (0–180°) since static gratings at 0° and 180° are physically identical.</w:t>
+        <w:t>We analyzed two-photon calcium imaging data from Stringer et al. (2021), consisting of 23,589 simultaneously recorded neurons in V1 of a single head-fixed mouse during passive viewing of 4,598 static oriented gratings (0–180°, approximately uniformly distributed). Neural responses were provided as deconvolved calcium activity (one scalar per neuron per trial) extracted using Suite2p.</w:t>
       </w:r>
     </w:p>
     <w:p>
@@ -224,7 +224,7 @@
           <w:rFonts w:ascii="Arial" w:hAnsi="Arial"/>
           <w:color w:val="000000"/>
         </w:rPr>
-        <w:t>2.2 Orientation Tuning Curve Estimation</w:t>
+        <w:t>2.2 Nonlinear Least-Squares Tuning Model</w:t>
       </w:r>
     </w:p>
     <w:p>
@@ -238,33 +238,7 @@
           <w:i w:val="0"/>
           <w:sz w:val="22"/>
         </w:rPr>
-        <w:t>For each neuron, we estimated an empirical orientation tuning curve by binning trials into 36 bins of 5° each (approximately 128 trials per bin) and computing the mean response per bin. Split-half reliability was assessed by computing the Pearson correlation between tuning curves from odd- and even-indexed trials.</w:t>
-      </w:r>
-    </w:p>
-    <w:p>
-      <w:pPr>
-        <w:pStyle w:val="Heading2"/>
-      </w:pPr>
-      <w:r>
-        <w:rPr>
-          <w:rFonts w:ascii="Arial" w:hAnsi="Arial"/>
-          <w:color w:val="000000"/>
-        </w:rPr>
-        <w:t>2.3 Nonlinear Least-Squares Tuning Model</w:t>
-      </w:r>
-    </w:p>
-    <w:p>
-      <w:pPr>
-        <w:spacing w:after="120" w:line="276" w:lineRule="auto"/>
-      </w:pPr>
-      <w:r>
-        <w:rPr>
-          <w:rFonts w:ascii="Arial" w:hAnsi="Arial"/>
-          <w:b w:val="0"/>
-          <w:i w:val="0"/>
-          <w:sz w:val="22"/>
-        </w:rPr>
-        <w:t>We fit a von Mises orientation tuning function to each neuron’s binned tuning curve using nonlinear least squares (scipy.optimize.curve_fit):</w:t>
+        <w:t>Empirical tuning curves were estimated by binning trials into 36 bins of 5° each (~128 trials/bin). We fit a von Mises orientation tuning function using nonlinear least squares (scipy.optimize.curve_fit):</w:t>
       </w:r>
     </w:p>
     <w:p>
@@ -292,7 +266,7 @@
           <w:i w:val="0"/>
           <w:sz w:val="22"/>
         </w:rPr>
-        <w:t>where b is baseline activity, a is response amplitude, κ (kappa) is tuning sharpness (higher values indicate narrower tuning, bounded [0, 20]), and θ₀ is preferred orientation. The cos(2(θ − θ₀)) form provides 180° periodicity appropriate for orientation. Initial parameters were derived from the empirical tuning curve. Goodness of fit was assessed using R².</w:t>
+        <w:t>where b is baseline, a is amplitude, κ is tuning sharpness (bounded [0, 20]), and θ₀ is preferred orientation. R² was computed on binned means (not single trials); single-trial prediction accuracy would be lower due to trial-to-trial variability.</w:t>
       </w:r>
     </w:p>
     <w:p>
@@ -304,7 +278,7 @@
           <w:rFonts w:ascii="Arial" w:hAnsi="Arial"/>
           <w:color w:val="000000"/>
         </w:rPr>
-        <w:t>2.4 Reliability Analysis</w:t>
+        <w:t>2.3 Reliability Analysis</w:t>
       </w:r>
     </w:p>
     <w:p>
@@ -318,21 +292,19 @@
           <w:i w:val="0"/>
           <w:sz w:val="22"/>
         </w:rPr>
-        <w:t>To test whether tuning sharpness predicts reliability, we fit an ordinary least-squares (OLS) linear model via np.linalg.lstsq:</w:t>
+        <w:t>Split-half reliability was the Pearson correlation between tuning curves from odd- and even-indexed trials. We assessed the kappa–reliability relationship using an OLS linear model (reliability = β₀ + β₁·κ + β₂·mean_response) via np.linalg.lstsq, plus Pearson and Spearman correlations with 95% bootstrap CIs (5,000 resamples). We also ran a simulation to quantify the mathematically expected correlation between κ and reliability.</w:t>
       </w:r>
     </w:p>
     <w:p>
       <w:pPr>
-        <w:spacing w:before="120" w:after="120"/>
-        <w:jc w:val="center"/>
+        <w:pStyle w:val="Heading2"/>
       </w:pPr>
       <w:r>
         <w:rPr>
           <w:rFonts w:ascii="Arial" w:hAnsi="Arial"/>
-          <w:i/>
-          <w:sz w:val="22"/>
+          <w:color w:val="000000"/>
         </w:rPr>
-        <w:t>reliability = β₀ + β₁ · κ + β₂ · mean_response</w:t>
+        <w:t>2.4 Linear Population Decoder</w:t>
       </w:r>
     </w:p>
     <w:p>
@@ -346,47 +318,7 @@
           <w:i w:val="0"/>
           <w:sz w:val="22"/>
         </w:rPr>
-        <w:t>Standard errors were computed from the residual variance and (XᵀX)⁻¹. We also computed Pearson and Spearman correlations with 95% bootstrap confidence intervals (5,000 resamples).</w:t>
-      </w:r>
-    </w:p>
-    <w:p>
-      <w:pPr>
-        <w:pStyle w:val="Heading2"/>
-      </w:pPr>
-      <w:r>
-        <w:rPr>
-          <w:rFonts w:ascii="Arial" w:hAnsi="Arial"/>
-          <w:color w:val="000000"/>
-        </w:rPr>
-        <w:t>2.5 Linear Population Decoder</w:t>
-      </w:r>
-    </w:p>
-    <w:p>
-      <w:pPr>
-        <w:spacing w:after="120" w:line="276" w:lineRule="auto"/>
-      </w:pPr>
-      <w:r>
-        <w:rPr>
-          <w:rFonts w:ascii="Arial" w:hAnsi="Arial"/>
-          <w:b w:val="0"/>
-          <w:i w:val="0"/>
-          <w:sz w:val="22"/>
-        </w:rPr>
-        <w:t>We implemented an OLS linear decoder (np.linalg.lstsq) that regresses the trial-by-neuron response matrix X onto target vectors y_cos = cos(2θ) and y_sin = sin(2θ). Predicted orientation was recovered as θ_pred = arctan2(sin_pred, cos_pred) / 2. We used 5-fold cross-validation with circular mean absolute error (MAE, modulo 180°) as the primary metric.</w:t>
-      </w:r>
-    </w:p>
-    <w:p>
-      <w:pPr>
-        <w:spacing w:after="120" w:line="276" w:lineRule="auto"/>
-      </w:pPr>
-      <w:r>
-        <w:rPr>
-          <w:rFonts w:ascii="Arial" w:hAnsi="Arial"/>
-          <w:b w:val="0"/>
-          <w:i w:val="0"/>
-          <w:sz w:val="22"/>
-        </w:rPr>
-        <w:t>To assess scaling, we evaluated decoder performance for neuron counts of 10, 25, 50, 100, 250, 500, and 1,000 (the top 1,000 most reliable neurons). For each count, 20 random neuron subsets were drawn and 5-fold CV was run on each. A shuffle control (permuted orientation labels, 10 repeats at 100 neurons) established the chance baseline.</w:t>
+        <w:t>An OLS linear decoder regressed the trial-by-neuron response matrix onto target vectors y_cos = cos(2θ) and y_sin = sin(2θ). Orientation was recovered as θ_pred = arctan2(sin_pred, cos_pred)/2. We used 5-fold CV with circular MAE (modulo 180°). Scaling was evaluated at neuron counts of 10–5,000 (10 random subsets each). We present results for both randomly selected neurons from the full population and the top 1,000 most reliable neurons as an upper bound. A shuffle control (permuted labels, 10 repeats) established the chance baseline.</w:t>
       </w:r>
     </w:p>
     <w:p>
@@ -424,7 +356,7 @@
           <w:i w:val="0"/>
           <w:sz w:val="22"/>
         </w:rPr>
-        <w:t>The von Mises model was successfully fit to all 23,589 neurons (100% convergence rate), with a median R² of 0.750 (IQR: [0.530, 0.893]). A total of 18,299 neurons (77.6%) achieved R² &gt; 0.5, and 5,543 (23.5%) exceeded R² &gt; 0.9.</w:t>
+        <w:t>The von Mises fitting algorithm converged for all 23,589 neurons; however, 2,218 (9.4%) produced R² &lt; 0.3 and are better characterized as non-orientation-selective rather than “broadly tuned.” Among the remaining neurons, the median R² was 0.750 (IQR: [0.530, 0.893]; note these values reflect fits to trial-averaged tuning curves, not single-trial predictions).</w:t>
       </w:r>
     </w:p>
     <w:p>
@@ -477,7 +409,7 @@
           <w:i/>
           <w:sz w:val="18"/>
         </w:rPr>
-        <w:t>Figure 1. Example orientation tuning curves with von Mises fits for six neurons spanning the range of fit quality. Blue circles: empirical bin means (± SEM). Orange curves: fitted von Mises model.</w:t>
+        <w:t>Figure 1. Example orientation tuning curves with von Mises fits spanning the range of fit quality.</w:t>
       </w:r>
     </w:p>
     <w:p>
@@ -491,7 +423,7 @@
           <w:i w:val="0"/>
           <w:sz w:val="22"/>
         </w:rPr>
-        <w:t>Preferred orientations were distributed approximately uniformly across 0–180° (Figure 2, left), indicating no population-level orientation bias. Tuning sharpness (κ) varied substantially, with a median of 3.83 (IQR: [1.31, 8.23]) (Figure 2, right). Approximately 22% of neurons were broadly tuned (κ &lt; 1), while 20% were very sharply tuned (κ ≥ 10), demonstrating the heterogeneous nature of orientation selectivity in mouse V1.</w:t>
+        <w:t>Preferred orientations were approximately uniformly distributed across 0–180° (Figure 2, left). Tuning sharpness (κ) varied substantially (median = 3.83, IQR: [1.31, 8.23]; Figure 2, right). The observed heterogeneity is consistent with the premise that diverse tuning profiles may support population coding (Ganguli and Simoncelli, 2014), though testing optimality would require comparing against theoretical predictions.</w:t>
       </w:r>
     </w:p>
     <w:p>
@@ -544,7 +476,7 @@
           <w:i/>
           <w:sz w:val="18"/>
         </w:rPr>
-        <w:t>Figure 2. Distributions of fitted tuning parameters. Left: preferred orientations are approximately uniform (red dashed line). Right: tuning sharpness (κ) is right-skewed with wide range (median = 3.83).</w:t>
+        <w:t>Figure 2. Left: preferred orientations are approximately uniform. Right: tuning sharpness is right-skewed (median κ = 3.83).</w:t>
       </w:r>
     </w:p>
     <w:p>
@@ -570,7 +502,7 @@
           <w:i w:val="0"/>
           <w:sz w:val="22"/>
         </w:rPr>
-        <w:t>We found a significant positive association between tuning sharpness and reliability. The Spearman rank correlation was 0.239 (95% CI: [0.227, 0.252]; p &lt; 10⁻³⁰⁰), and the Pearson correlation was 0.109 (Figure 3).</w:t>
+        <w:t>We found a positive correlation between κ and reliability (Spearman r = 0.239, 95% CI: [0.227, 0.252]). However, a simulation in which noise was entirely independent of κ produced a much stronger correlation (Spearman r = 0.906; Figure 3), indicating that the κ–reliability coupling is largely a mathematical consequence of how both metrics are derived from tuning curve structure. The real data’s weaker correlation (0.239 vs. expected ~0.91) suggests that biological noise sources partially decouple tuning strength from measurement reliability.</w:t>
       </w:r>
     </w:p>
     <w:p>
@@ -644,7 +576,7 @@
         </w:tc>
         <w:tc>
           <w:tcPr>
-            <w:tcW w:type="dxa" w:w="1440"/>
+            <w:tcW w:type="dxa" w:w="1152"/>
             <w:shd w:fill="D5E8F0" w:val="clear"/>
           </w:tcPr>
           <w:p>
@@ -658,13 +590,13 @@
                 <w:b/>
                 <w:sz w:val="18"/>
               </w:rPr>
-              <w:t>Std Error</w:t>
+              <w:t>SE</w:t>
             </w:r>
           </w:p>
         </w:tc>
         <w:tc>
           <w:tcPr>
-            <w:tcW w:type="dxa" w:w="1584"/>
+            <w:tcW w:type="dxa" w:w="1152"/>
             <w:shd w:fill="D5E8F0" w:val="clear"/>
           </w:tcPr>
           <w:p>
@@ -678,13 +610,13 @@
                 <w:b/>
                 <w:sz w:val="18"/>
               </w:rPr>
-              <w:t>t-statistic</w:t>
+              <w:t>t</w:t>
             </w:r>
           </w:p>
         </w:tc>
         <w:tc>
           <w:tcPr>
-            <w:tcW w:type="dxa" w:w="1440"/>
+            <w:tcW w:type="dxa" w:w="1584"/>
             <w:shd w:fill="D5E8F0" w:val="clear"/>
           </w:tcPr>
           <w:p>
@@ -742,7 +674,7 @@
         </w:tc>
         <w:tc>
           <w:tcPr>
-            <w:tcW w:type="dxa" w:w="1440"/>
+            <w:tcW w:type="dxa" w:w="1152"/>
           </w:tcPr>
           <w:p>
             <w:pPr>
@@ -760,7 +692,7 @@
         </w:tc>
         <w:tc>
           <w:tcPr>
-            <w:tcW w:type="dxa" w:w="1584"/>
+            <w:tcW w:type="dxa" w:w="1152"/>
           </w:tcPr>
           <w:p>
             <w:pPr>
@@ -778,7 +710,7 @@
         </w:tc>
         <w:tc>
           <w:tcPr>
-            <w:tcW w:type="dxa" w:w="1440"/>
+            <w:tcW w:type="dxa" w:w="1584"/>
           </w:tcPr>
           <w:p>
             <w:pPr>
@@ -810,7 +742,7 @@
                 <w:rFonts w:ascii="Arial" w:hAnsi="Arial"/>
                 <w:sz w:val="18"/>
               </w:rPr>
-              <w:t>κ (kappa)</w:t>
+              <w:t>κ</w:t>
             </w:r>
           </w:p>
         </w:tc>
@@ -834,7 +766,7 @@
         </w:tc>
         <w:tc>
           <w:tcPr>
-            <w:tcW w:type="dxa" w:w="1440"/>
+            <w:tcW w:type="dxa" w:w="1152"/>
           </w:tcPr>
           <w:p>
             <w:pPr>
@@ -852,7 +784,7 @@
         </w:tc>
         <w:tc>
           <w:tcPr>
-            <w:tcW w:type="dxa" w:w="1584"/>
+            <w:tcW w:type="dxa" w:w="1152"/>
           </w:tcPr>
           <w:p>
             <w:pPr>
@@ -870,7 +802,7 @@
         </w:tc>
         <w:tc>
           <w:tcPr>
-            <w:tcW w:type="dxa" w:w="1440"/>
+            <w:tcW w:type="dxa" w:w="1584"/>
           </w:tcPr>
           <w:p>
             <w:pPr>
@@ -926,7 +858,7 @@
         </w:tc>
         <w:tc>
           <w:tcPr>
-            <w:tcW w:type="dxa" w:w="1440"/>
+            <w:tcW w:type="dxa" w:w="1152"/>
           </w:tcPr>
           <w:p>
             <w:pPr>
@@ -944,7 +876,7 @@
         </w:tc>
         <w:tc>
           <w:tcPr>
-            <w:tcW w:type="dxa" w:w="1584"/>
+            <w:tcW w:type="dxa" w:w="1152"/>
           </w:tcPr>
           <w:p>
             <w:pPr>
@@ -962,7 +894,7 @@
         </w:tc>
         <w:tc>
           <w:tcPr>
-            <w:tcW w:type="dxa" w:w="1440"/>
+            <w:tcW w:type="dxa" w:w="1584"/>
           </w:tcPr>
           <w:p>
             <w:pPr>
@@ -996,7 +928,7 @@
           <w:i w:val="0"/>
           <w:sz w:val="22"/>
         </w:rPr>
-        <w:t>The OLS model (R² = 0.055) confirmed that κ has a significant independent effect on reliability after controlling for mean response (Table 1). Both κ (t = 18.2) and mean response (t = 32.6) were significant predictors. The binned analysis (Figure 3, right) shows a monotonic increase in mean reliability with κ, particularly for κ &gt; 5. However, the modest R² indicates that other factors dominate reliability variance.</w:t>
+        <w:t>The OLS model R² = 0.055, confirming the modest predictive power. Note that reliability is bounded [−1, 1], so OLS standard errors should be interpreted with caution due to potential heteroscedasticity.</w:t>
       </w:r>
     </w:p>
     <w:p>
@@ -1006,7 +938,7 @@
       <w:r>
         <w:drawing>
           <wp:inline xmlns:a="http://schemas.openxmlformats.org/drawingml/2006/main" xmlns:pic="http://schemas.openxmlformats.org/drawingml/2006/picture">
-            <wp:extent cx="5303520" cy="2083526"/>
+            <wp:extent cx="5303520" cy="1657350"/>
             <wp:docPr id="3" name="Picture 3"/>
             <wp:cNvGraphicFramePr>
               <a:graphicFrameLocks noChangeAspect="1"/>
@@ -1015,7 +947,7 @@
               <a:graphicData uri="http://schemas.openxmlformats.org/drawingml/2006/picture">
                 <pic:pic>
                   <pic:nvPicPr>
-                    <pic:cNvPr id="0" name="final_fig3_reliability_vs_sharpness.png"/>
+                    <pic:cNvPr id="0" name="issue2_simulation_vs_real.png"/>
                     <pic:cNvPicPr/>
                   </pic:nvPicPr>
                   <pic:blipFill>
@@ -1027,7 +959,7 @@
                   <pic:spPr>
                     <a:xfrm>
                       <a:off x="0" y="0"/>
-                      <a:ext cx="5303520" cy="2083526"/>
+                      <a:ext cx="5303520" cy="1657350"/>
                     </a:xfrm>
                     <a:prstGeom prst="rect"/>
                   </pic:spPr>
@@ -1049,7 +981,7 @@
           <w:i/>
           <w:sz w:val="18"/>
         </w:rPr>
-        <w:t>Figure 3. Relationship between tuning sharpness and reliability. Left: hexbin density scatter with OLS regression line. Right: binned mean reliability (± SEM) shows monotonic positive trend. Spearman r = 0.239, 95% CI [0.227, 0.252].</w:t>
+        <w:t>Figure 3. Left: simulation with noise independent of κ (r = 0.906). Center: real data (r = 0.239). Right: binned comparison—the real data shows a much weaker κ–reliability coupling than expected from signal structure alone.</w:t>
       </w:r>
     </w:p>
     <w:p>
@@ -1075,7 +1007,7 @@
           <w:i w:val="0"/>
           <w:sz w:val="22"/>
         </w:rPr>
-        <w:t>The OLS linear decoder achieved a mean circular MAE of 2.80° with 1,000 neurons (median AE = 2.28°), far below the chance level of ~45° (Figure 4). The shuffle control confirmed this: permuted labels yielded MAE of 45.1 ± 0.3°, matching the theoretical random baseline.</w:t>
+        <w:t>With 1,000 randomly selected neurons from the full population, the OLS decoder achieved MAE = 4.94°, far below chance (~45°). Pre-selecting the 1,000 most reliable neurons improved this to 2.80°, a 76% improvement that highlights how neuron quality affects decoding (Table 2, Figure 4).</w:t>
       </w:r>
     </w:p>
     <w:p>
@@ -1089,7 +1021,7 @@
           <w:i w:val="0"/>
           <w:sz w:val="20"/>
         </w:rPr>
-        <w:t>Table 2. Decoder performance by neuron count (5-fold CV, 20 random subsets).</w:t>
+        <w:t>Table 2. Decoder performance: random vs. pre-selected neurons.</w:t>
       </w:r>
     </w:p>
     <w:tbl>
@@ -1100,15 +1032,14 @@
         <w:tblLook w:firstColumn="1" w:firstRow="1" w:lastColumn="0" w:lastRow="0" w:noHBand="0" w:noVBand="1" w:val="04A0"/>
       </w:tblPr>
       <w:tblGrid>
-        <w:gridCol w:w="2340"/>
-        <w:gridCol w:w="2340"/>
-        <w:gridCol w:w="2340"/>
-        <w:gridCol w:w="2340"/>
+        <w:gridCol w:w="3120"/>
+        <w:gridCol w:w="3120"/>
+        <w:gridCol w:w="3120"/>
       </w:tblGrid>
       <w:tr>
         <w:tc>
           <w:tcPr>
-            <w:tcW w:type="dxa" w:w="1584"/>
+            <w:tcW w:type="dxa" w:w="1440"/>
             <w:shd w:fill="D5E8F0" w:val="clear"/>
           </w:tcPr>
           <w:p>
@@ -1128,7 +1059,7 @@
         </w:tc>
         <w:tc>
           <w:tcPr>
-            <w:tcW w:type="dxa" w:w="2880"/>
+            <w:tcW w:type="dxa" w:w="3600"/>
             <w:shd w:fill="D5E8F0" w:val="clear"/>
           </w:tcPr>
           <w:p>
@@ -1142,13 +1073,13 @@
                 <w:b/>
                 <w:sz w:val="18"/>
               </w:rPr>
-              <w:t>MAE (deg)</w:t>
+              <w:t>Random MAE (deg)</w:t>
             </w:r>
           </w:p>
         </w:tc>
         <w:tc>
           <w:tcPr>
-            <w:tcW w:type="dxa" w:w="2160"/>
+            <w:tcW w:type="dxa" w:w="3600"/>
             <w:shd w:fill="D5E8F0" w:val="clear"/>
           </w:tcPr>
           <w:p>
@@ -1162,27 +1093,7 @@
                 <w:b/>
                 <w:sz w:val="18"/>
               </w:rPr>
-              <w:t>Median AE (deg)</w:t>
-            </w:r>
-          </w:p>
-        </w:tc>
-        <w:tc>
-          <w:tcPr>
-            <w:tcW w:type="dxa" w:w="1440"/>
-            <w:shd w:fill="D5E8F0" w:val="clear"/>
-          </w:tcPr>
-          <w:p>
-            <w:pPr>
-              <w:jc w:val="center"/>
-            </w:pPr>
-            <w:r/>
-            <w:r>
-              <w:rPr>
-                <w:rFonts w:ascii="Arial" w:hAnsi="Arial"/>
-                <w:b/>
-                <w:sz w:val="18"/>
-              </w:rPr>
-              <w:t>Repeats</w:t>
+              <w:t>Top-1000 MAE (deg)</w:t>
             </w:r>
           </w:p>
         </w:tc>
@@ -1190,7 +1101,7 @@
       <w:tr>
         <w:tc>
           <w:tcPr>
-            <w:tcW w:type="dxa" w:w="1584"/>
+            <w:tcW w:type="dxa" w:w="1440"/>
           </w:tcPr>
           <w:p>
             <w:pPr>
@@ -1208,7 +1119,25 @@
         </w:tc>
         <w:tc>
           <w:tcPr>
-            <w:tcW w:type="dxa" w:w="2880"/>
+            <w:tcW w:type="dxa" w:w="3600"/>
+          </w:tcPr>
+          <w:p>
+            <w:pPr>
+              <w:jc w:val="center"/>
+            </w:pPr>
+            <w:r/>
+            <w:r>
+              <w:rPr>
+                <w:rFonts w:ascii="Arial" w:hAnsi="Arial"/>
+                <w:sz w:val="18"/>
+              </w:rPr>
+              <w:t>31.00 ± 3.59</w:t>
+            </w:r>
+          </w:p>
+        </w:tc>
+        <w:tc>
+          <w:tcPr>
+            <w:tcW w:type="dxa" w:w="3600"/>
           </w:tcPr>
           <w:p>
             <w:pPr>
@@ -1224,47 +1153,11 @@
             </w:r>
           </w:p>
         </w:tc>
-        <w:tc>
-          <w:tcPr>
-            <w:tcW w:type="dxa" w:w="2160"/>
-          </w:tcPr>
-          <w:p>
-            <w:pPr>
-              <w:jc w:val="center"/>
-            </w:pPr>
-            <w:r/>
-            <w:r>
-              <w:rPr>
-                <w:rFonts w:ascii="Arial" w:hAnsi="Arial"/>
-                <w:sz w:val="18"/>
-              </w:rPr>
-              <w:t>12.05</w:t>
-            </w:r>
-          </w:p>
-        </w:tc>
-        <w:tc>
-          <w:tcPr>
-            <w:tcW w:type="dxa" w:w="1440"/>
-          </w:tcPr>
-          <w:p>
-            <w:pPr>
-              <w:jc w:val="center"/>
-            </w:pPr>
-            <w:r/>
-            <w:r>
-              <w:rPr>
-                <w:rFonts w:ascii="Arial" w:hAnsi="Arial"/>
-                <w:sz w:val="18"/>
-              </w:rPr>
-              <w:t>20</w:t>
-            </w:r>
-          </w:p>
-        </w:tc>
       </w:tr>
       <w:tr>
         <w:tc>
           <w:tcPr>
-            <w:tcW w:type="dxa" w:w="1584"/>
+            <w:tcW w:type="dxa" w:w="1440"/>
           </w:tcPr>
           <w:p>
             <w:pPr>
@@ -1282,7 +1175,25 @@
         </w:tc>
         <w:tc>
           <w:tcPr>
-            <w:tcW w:type="dxa" w:w="2880"/>
+            <w:tcW w:type="dxa" w:w="3600"/>
+          </w:tcPr>
+          <w:p>
+            <w:pPr>
+              <w:jc w:val="center"/>
+            </w:pPr>
+            <w:r/>
+            <w:r>
+              <w:rPr>
+                <w:rFonts w:ascii="Arial" w:hAnsi="Arial"/>
+                <w:sz w:val="18"/>
+              </w:rPr>
+              <w:t>21.60 ± 1.61</w:t>
+            </w:r>
+          </w:p>
+        </w:tc>
+        <w:tc>
+          <w:tcPr>
+            <w:tcW w:type="dxa" w:w="3600"/>
           </w:tcPr>
           <w:p>
             <w:pPr>
@@ -1298,47 +1209,11 @@
             </w:r>
           </w:p>
         </w:tc>
-        <w:tc>
-          <w:tcPr>
-            <w:tcW w:type="dxa" w:w="2160"/>
-          </w:tcPr>
-          <w:p>
-            <w:pPr>
-              <w:jc w:val="center"/>
-            </w:pPr>
-            <w:r/>
-            <w:r>
-              <w:rPr>
-                <w:rFonts w:ascii="Arial" w:hAnsi="Arial"/>
-                <w:sz w:val="18"/>
-              </w:rPr>
-              <w:t>6.62</w:t>
-            </w:r>
-          </w:p>
-        </w:tc>
-        <w:tc>
-          <w:tcPr>
-            <w:tcW w:type="dxa" w:w="1440"/>
-          </w:tcPr>
-          <w:p>
-            <w:pPr>
-              <w:jc w:val="center"/>
-            </w:pPr>
-            <w:r/>
-            <w:r>
-              <w:rPr>
-                <w:rFonts w:ascii="Arial" w:hAnsi="Arial"/>
-                <w:sz w:val="18"/>
-              </w:rPr>
-              <w:t>20</w:t>
-            </w:r>
-          </w:p>
-        </w:tc>
       </w:tr>
       <w:tr>
         <w:tc>
           <w:tcPr>
-            <w:tcW w:type="dxa" w:w="1584"/>
+            <w:tcW w:type="dxa" w:w="1440"/>
           </w:tcPr>
           <w:p>
             <w:pPr>
@@ -1356,7 +1231,25 @@
         </w:tc>
         <w:tc>
           <w:tcPr>
-            <w:tcW w:type="dxa" w:w="2880"/>
+            <w:tcW w:type="dxa" w:w="3600"/>
+          </w:tcPr>
+          <w:p>
+            <w:pPr>
+              <w:jc w:val="center"/>
+            </w:pPr>
+            <w:r/>
+            <w:r>
+              <w:rPr>
+                <w:rFonts w:ascii="Arial" w:hAnsi="Arial"/>
+                <w:sz w:val="18"/>
+              </w:rPr>
+              <w:t>16.42 ± 2.11</w:t>
+            </w:r>
+          </w:p>
+        </w:tc>
+        <w:tc>
+          <w:tcPr>
+            <w:tcW w:type="dxa" w:w="3600"/>
           </w:tcPr>
           <w:p>
             <w:pPr>
@@ -1372,47 +1265,11 @@
             </w:r>
           </w:p>
         </w:tc>
-        <w:tc>
-          <w:tcPr>
-            <w:tcW w:type="dxa" w:w="2160"/>
-          </w:tcPr>
-          <w:p>
-            <w:pPr>
-              <w:jc w:val="center"/>
-            </w:pPr>
-            <w:r/>
-            <w:r>
-              <w:rPr>
-                <w:rFonts w:ascii="Arial" w:hAnsi="Arial"/>
-                <w:sz w:val="18"/>
-              </w:rPr>
-              <w:t>4.67</w:t>
-            </w:r>
-          </w:p>
-        </w:tc>
-        <w:tc>
-          <w:tcPr>
-            <w:tcW w:type="dxa" w:w="1440"/>
-          </w:tcPr>
-          <w:p>
-            <w:pPr>
-              <w:jc w:val="center"/>
-            </w:pPr>
-            <w:r/>
-            <w:r>
-              <w:rPr>
-                <w:rFonts w:ascii="Arial" w:hAnsi="Arial"/>
-                <w:sz w:val="18"/>
-              </w:rPr>
-              <w:t>20</w:t>
-            </w:r>
-          </w:p>
-        </w:tc>
       </w:tr>
       <w:tr>
         <w:tc>
           <w:tcPr>
-            <w:tcW w:type="dxa" w:w="1584"/>
+            <w:tcW w:type="dxa" w:w="1440"/>
           </w:tcPr>
           <w:p>
             <w:pPr>
@@ -1430,7 +1287,25 @@
         </w:tc>
         <w:tc>
           <w:tcPr>
-            <w:tcW w:type="dxa" w:w="2880"/>
+            <w:tcW w:type="dxa" w:w="3600"/>
+          </w:tcPr>
+          <w:p>
+            <w:pPr>
+              <w:jc w:val="center"/>
+            </w:pPr>
+            <w:r/>
+            <w:r>
+              <w:rPr>
+                <w:rFonts w:ascii="Arial" w:hAnsi="Arial"/>
+                <w:sz w:val="18"/>
+              </w:rPr>
+              <w:t>10.60 ± 0.99</w:t>
+            </w:r>
+          </w:p>
+        </w:tc>
+        <w:tc>
+          <w:tcPr>
+            <w:tcW w:type="dxa" w:w="3600"/>
           </w:tcPr>
           <w:p>
             <w:pPr>
@@ -1446,47 +1321,11 @@
             </w:r>
           </w:p>
         </w:tc>
-        <w:tc>
-          <w:tcPr>
-            <w:tcW w:type="dxa" w:w="2160"/>
-          </w:tcPr>
-          <w:p>
-            <w:pPr>
-              <w:jc w:val="center"/>
-            </w:pPr>
-            <w:r/>
-            <w:r>
-              <w:rPr>
-                <w:rFonts w:ascii="Arial" w:hAnsi="Arial"/>
-                <w:sz w:val="18"/>
-              </w:rPr>
-              <w:t>3.51</w:t>
-            </w:r>
-          </w:p>
-        </w:tc>
-        <w:tc>
-          <w:tcPr>
-            <w:tcW w:type="dxa" w:w="1440"/>
-          </w:tcPr>
-          <w:p>
-            <w:pPr>
-              <w:jc w:val="center"/>
-            </w:pPr>
-            <w:r/>
-            <w:r>
-              <w:rPr>
-                <w:rFonts w:ascii="Arial" w:hAnsi="Arial"/>
-                <w:sz w:val="18"/>
-              </w:rPr>
-              <w:t>20</w:t>
-            </w:r>
-          </w:p>
-        </w:tc>
       </w:tr>
       <w:tr>
         <w:tc>
           <w:tcPr>
-            <w:tcW w:type="dxa" w:w="1584"/>
+            <w:tcW w:type="dxa" w:w="1440"/>
           </w:tcPr>
           <w:p>
             <w:pPr>
@@ -1504,7 +1343,25 @@
         </w:tc>
         <w:tc>
           <w:tcPr>
-            <w:tcW w:type="dxa" w:w="2880"/>
+            <w:tcW w:type="dxa" w:w="3600"/>
+          </w:tcPr>
+          <w:p>
+            <w:pPr>
+              <w:jc w:val="center"/>
+            </w:pPr>
+            <w:r/>
+            <w:r>
+              <w:rPr>
+                <w:rFonts w:ascii="Arial" w:hAnsi="Arial"/>
+                <w:sz w:val="18"/>
+              </w:rPr>
+              <w:t>6.45 ± 0.44</w:t>
+            </w:r>
+          </w:p>
+        </w:tc>
+        <w:tc>
+          <w:tcPr>
+            <w:tcW w:type="dxa" w:w="3600"/>
           </w:tcPr>
           <w:p>
             <w:pPr>
@@ -1520,47 +1377,11 @@
             </w:r>
           </w:p>
         </w:tc>
-        <w:tc>
-          <w:tcPr>
-            <w:tcW w:type="dxa" w:w="2160"/>
-          </w:tcPr>
-          <w:p>
-            <w:pPr>
-              <w:jc w:val="center"/>
-            </w:pPr>
-            <w:r/>
-            <w:r>
-              <w:rPr>
-                <w:rFonts w:ascii="Arial" w:hAnsi="Arial"/>
-                <w:sz w:val="18"/>
-              </w:rPr>
-              <w:t>2.80</w:t>
-            </w:r>
-          </w:p>
-        </w:tc>
-        <w:tc>
-          <w:tcPr>
-            <w:tcW w:type="dxa" w:w="1440"/>
-          </w:tcPr>
-          <w:p>
-            <w:pPr>
-              <w:jc w:val="center"/>
-            </w:pPr>
-            <w:r/>
-            <w:r>
-              <w:rPr>
-                <w:rFonts w:ascii="Arial" w:hAnsi="Arial"/>
-                <w:sz w:val="18"/>
-              </w:rPr>
-              <w:t>20</w:t>
-            </w:r>
-          </w:p>
-        </w:tc>
       </w:tr>
       <w:tr>
         <w:tc>
           <w:tcPr>
-            <w:tcW w:type="dxa" w:w="1584"/>
+            <w:tcW w:type="dxa" w:w="1440"/>
           </w:tcPr>
           <w:p>
             <w:pPr>
@@ -1578,7 +1399,25 @@
         </w:tc>
         <w:tc>
           <w:tcPr>
-            <w:tcW w:type="dxa" w:w="2880"/>
+            <w:tcW w:type="dxa" w:w="3600"/>
+          </w:tcPr>
+          <w:p>
+            <w:pPr>
+              <w:jc w:val="center"/>
+            </w:pPr>
+            <w:r/>
+            <w:r>
+              <w:rPr>
+                <w:rFonts w:ascii="Arial" w:hAnsi="Arial"/>
+                <w:sz w:val="18"/>
+              </w:rPr>
+              <w:t>5.40 ± 0.32</w:t>
+            </w:r>
+          </w:p>
+        </w:tc>
+        <w:tc>
+          <w:tcPr>
+            <w:tcW w:type="dxa" w:w="3600"/>
           </w:tcPr>
           <w:p>
             <w:pPr>
@@ -1594,47 +1433,11 @@
             </w:r>
           </w:p>
         </w:tc>
-        <w:tc>
-          <w:tcPr>
-            <w:tcW w:type="dxa" w:w="2160"/>
-          </w:tcPr>
-          <w:p>
-            <w:pPr>
-              <w:jc w:val="center"/>
-            </w:pPr>
-            <w:r/>
-            <w:r>
-              <w:rPr>
-                <w:rFonts w:ascii="Arial" w:hAnsi="Arial"/>
-                <w:sz w:val="18"/>
-              </w:rPr>
-              <w:t>2.43</w:t>
-            </w:r>
-          </w:p>
-        </w:tc>
-        <w:tc>
-          <w:tcPr>
-            <w:tcW w:type="dxa" w:w="1440"/>
-          </w:tcPr>
-          <w:p>
-            <w:pPr>
-              <w:jc w:val="center"/>
-            </w:pPr>
-            <w:r/>
-            <w:r>
-              <w:rPr>
-                <w:rFonts w:ascii="Arial" w:hAnsi="Arial"/>
-                <w:sz w:val="18"/>
-              </w:rPr>
-              <w:t>20</w:t>
-            </w:r>
-          </w:p>
-        </w:tc>
       </w:tr>
       <w:tr>
         <w:tc>
           <w:tcPr>
-            <w:tcW w:type="dxa" w:w="1584"/>
+            <w:tcW w:type="dxa" w:w="1440"/>
           </w:tcPr>
           <w:p>
             <w:pPr>
@@ -1652,7 +1455,7 @@
         </w:tc>
         <w:tc>
           <w:tcPr>
-            <w:tcW w:type="dxa" w:w="2880"/>
+            <w:tcW w:type="dxa" w:w="3600"/>
           </w:tcPr>
           <w:p>
             <w:pPr>
@@ -1664,13 +1467,13 @@
                 <w:rFonts w:ascii="Arial" w:hAnsi="Arial"/>
                 <w:sz w:val="18"/>
               </w:rPr>
-              <w:t>2.80 (single)</w:t>
+              <w:t>4.94 ± 0.15</w:t>
             </w:r>
           </w:p>
         </w:tc>
         <w:tc>
           <w:tcPr>
-            <w:tcW w:type="dxa" w:w="2160"/>
+            <w:tcW w:type="dxa" w:w="3600"/>
           </w:tcPr>
           <w:p>
             <w:pPr>
@@ -1682,10 +1485,12 @@
                 <w:rFonts w:ascii="Arial" w:hAnsi="Arial"/>
                 <w:sz w:val="18"/>
               </w:rPr>
-              <w:t>2.28</w:t>
+              <w:t>2.80</w:t>
             </w:r>
           </w:p>
         </w:tc>
+      </w:tr>
+      <w:tr>
         <w:tc>
           <w:tcPr>
             <w:tcW w:type="dxa" w:w="1440"/>
@@ -1700,7 +1505,99 @@
                 <w:rFonts w:ascii="Arial" w:hAnsi="Arial"/>
                 <w:sz w:val="18"/>
               </w:rPr>
-              <w:t>1</w:t>
+              <w:t>2000</w:t>
+            </w:r>
+          </w:p>
+        </w:tc>
+        <w:tc>
+          <w:tcPr>
+            <w:tcW w:type="dxa" w:w="3600"/>
+          </w:tcPr>
+          <w:p>
+            <w:pPr>
+              <w:jc w:val="center"/>
+            </w:pPr>
+            <w:r/>
+            <w:r>
+              <w:rPr>
+                <w:rFonts w:ascii="Arial" w:hAnsi="Arial"/>
+                <w:sz w:val="18"/>
+              </w:rPr>
+              <w:t>5.53 ± 0.16</w:t>
+            </w:r>
+          </w:p>
+        </w:tc>
+        <w:tc>
+          <w:tcPr>
+            <w:tcW w:type="dxa" w:w="3600"/>
+          </w:tcPr>
+          <w:p>
+            <w:pPr>
+              <w:jc w:val="center"/>
+            </w:pPr>
+            <w:r/>
+            <w:r>
+              <w:rPr>
+                <w:rFonts w:ascii="Arial" w:hAnsi="Arial"/>
+                <w:sz w:val="18"/>
+              </w:rPr>
+              <w:t>—</w:t>
+            </w:r>
+          </w:p>
+        </w:tc>
+      </w:tr>
+      <w:tr>
+        <w:tc>
+          <w:tcPr>
+            <w:tcW w:type="dxa" w:w="1440"/>
+          </w:tcPr>
+          <w:p>
+            <w:pPr>
+              <w:jc w:val="center"/>
+            </w:pPr>
+            <w:r/>
+            <w:r>
+              <w:rPr>
+                <w:rFonts w:ascii="Arial" w:hAnsi="Arial"/>
+                <w:sz w:val="18"/>
+              </w:rPr>
+              <w:t>5000</w:t>
+            </w:r>
+          </w:p>
+        </w:tc>
+        <w:tc>
+          <w:tcPr>
+            <w:tcW w:type="dxa" w:w="3600"/>
+          </w:tcPr>
+          <w:p>
+            <w:pPr>
+              <w:jc w:val="center"/>
+            </w:pPr>
+            <w:r/>
+            <w:r>
+              <w:rPr>
+                <w:rFonts w:ascii="Arial" w:hAnsi="Arial"/>
+                <w:sz w:val="18"/>
+              </w:rPr>
+              <w:t>7.71 ± 0.14</w:t>
+            </w:r>
+          </w:p>
+        </w:tc>
+        <w:tc>
+          <w:tcPr>
+            <w:tcW w:type="dxa" w:w="3600"/>
+          </w:tcPr>
+          <w:p>
+            <w:pPr>
+              <w:jc w:val="center"/>
+            </w:pPr>
+            <w:r/>
+            <w:r>
+              <w:rPr>
+                <w:rFonts w:ascii="Arial" w:hAnsi="Arial"/>
+                <w:sz w:val="18"/>
+              </w:rPr>
+              <w:t>—</w:t>
             </w:r>
           </w:p>
         </w:tc>
@@ -1722,7 +1619,7 @@
           <w:i w:val="0"/>
           <w:sz w:val="22"/>
         </w:rPr>
-        <w:t>Performance improved monotonically with neuron count (Figure 4). The largest gains occurred between 10 and 100 neurons (MAE decreased from 20.0° to 4.5°). Beyond 250 neurons, improvements became more gradual, suggesting partial saturation of orientation information. Even at 1,000 neurons, performance had not fully plateaued, indicating that additional neurons could further improve decoding.</w:t>
+        <w:t>Performance improved monotonically with neuron count (Figure 4). With random neurons, gains continued steeply up to 2,000–5,000 neurons, while the pre-selected pool showed earlier saturation. The gap between the two curves quantifies the benefit of neuron selection.</w:t>
       </w:r>
     </w:p>
     <w:p>
@@ -1775,7 +1672,7 @@
           <w:i/>
           <w:sz w:val="18"/>
         </w:rPr>
-        <w:t>Figure 4. Decoder error vs. neuron count (log scale). Error bars: ± 1 SD across random neuron subsets. Orange dashed: shuffle control. Gray dotted: chance level (45°).</w:t>
+        <w:t>Figure 4. Decoder MAE vs. neuron count. Blue: random neurons from full population. Orange dashed: top-1000 most reliable neurons. Both far exceed chance (45°).</w:t>
       </w:r>
     </w:p>
     <w:p>
@@ -1828,7 +1725,7 @@
           <w:i/>
           <w:sz w:val="18"/>
         </w:rPr>
-        <w:t>Figure 5. Predicted vs. true stimulus orientation for the 1,000-neuron OLS decoder (80/20 train/test split). Tight clustering around the identity line reflects high accuracy (MAE = 2.8°).</w:t>
+        <w:t>Figure 5. Predicted vs. true orientation (top-1000 decoder, MAE = 2.8°).</w:t>
       </w:r>
     </w:p>
     <w:p>
@@ -1866,7 +1763,7 @@
           <w:i w:val="0"/>
           <w:sz w:val="22"/>
         </w:rPr>
-        <w:t>This analysis of 23,589 simultaneously recorded mouse V1 neurons revealed three main findings. First, orientation tuning properties are highly heterogeneous: preferred orientations tile the full 0–180° range uniformly, while tuning sharpness spans over an order of magnitude. This diversity is consistent with theoretical models of efficient population coding, where a mixture of broadly and narrowly tuned neurons supports both coarse and fine orientation discrimination (Ganguli and Simoncelli, 2014).</w:t>
+        <w:t>This analysis of 23,589 simultaneously recorded neurons in this V1 recording revealed substantial heterogeneity in orientation tuning: preferred orientations tile the full 0–180° range uniformly, while tuning sharpness spans over an order of magnitude.</w:t>
       </w:r>
     </w:p>
     <w:p>
@@ -1880,7 +1777,7 @@
           <w:i w:val="0"/>
           <w:sz w:val="22"/>
         </w:rPr>
-        <w:t>Second, sharper tuning is moderately associated with higher trial-to-trial reliability (Spearman r = 0.239), even after controlling for overall response magnitude. This suggests that more selective neurons produce more consistent signals, though the modest effect size (R² ≈ 0.055) indicates that noise sources beyond tuning sharpness—such as shared variability, behavioral state, and intrinsic noise—dominate reliability.</w:t>
+        <w:t>The positive κ–reliability correlation (Spearman r = 0.239) is substantially weaker than the r ≈ 0.91 expected from signal structure alone (simulation), suggesting that biological noise sources partially decouple tuning strength from reliability. This reframes the finding: the correlation is not evidence of a novel biological relationship, but its attenuation from the expected value points to interesting noise properties in the population.</w:t>
       </w:r>
     </w:p>
     <w:p>
@@ -1894,7 +1791,7 @@
           <w:i w:val="0"/>
           <w:sz w:val="22"/>
         </w:rPr>
-        <w:t>Third, a simple OLS linear decoder achieves remarkably accurate orientation prediction (2.8° MAE with 1,000 neurons, compared to 45° chance), consistent with Stringer et al.’s (2021) finding of “high-precision coding” in visual cortex. The monotonic improvement with neuron count, with diminishing returns above ~250 neurons, suggests that orientation information is distributed across many neurons but with significant redundancy.</w:t>
+        <w:t>The linear decoder achieves 4.9° MAE with 1,000 random neurons (improving to 2.8° with pre-selected reliable neurons). The 76% gap between random and pre-selected neurons demonstrates that neuron quality matters for decoding, even within a simple linear framework.</w:t>
       </w:r>
     </w:p>
     <w:p>
@@ -1918,7 +1815,7 @@
           <w:rFonts w:ascii="Arial" w:hAnsi="Arial"/>
           <w:sz w:val="22"/>
         </w:rPr>
-        <w:t>Single recording: All results are from one mouse; replication across animals would strengthen generalizability.</w:t>
+        <w:t>Single recording from one mouse; replication across animals is needed.</w:t>
       </w:r>
     </w:p>
     <w:p>
@@ -1930,7 +1827,7 @@
           <w:rFonts w:ascii="Arial" w:hAnsi="Arial"/>
           <w:sz w:val="22"/>
         </w:rPr>
-        <w:t>Neuron selection: The decoder used the top 1,000 most reliable neurons, a biased subset. Performance with randomly selected neurons from the full population may differ.</w:t>
+        <w:t>~9.4% of neurons are non-orientation-selective despite converging fits (R² &lt; 0.3).</w:t>
       </w:r>
     </w:p>
     <w:p>
@@ -1942,7 +1839,7 @@
           <w:rFonts w:ascii="Arial" w:hAnsi="Arial"/>
           <w:sz w:val="22"/>
         </w:rPr>
-        <w:t>Model simplicity: The von Mises model assumes a single peak; neurons with complex tuning (multi-peaked, inhibitory) are not well captured. Similarly, the OLS decoder is linear—nonlinear decoders might extract additional information.</w:t>
+        <w:t>R² values reflect binned means, not single-trial prediction accuracy.</w:t>
       </w:r>
     </w:p>
     <w:p>
@@ -1954,7 +1851,7 @@
           <w:rFonts w:ascii="Arial" w:hAnsi="Arial"/>
           <w:sz w:val="22"/>
         </w:rPr>
-        <w:t>Reliability metric: Split-half reliability depends on the specific trial-splitting method and is influenced by signal-to-noise ratio, partially confounding the sharpness–reliability relationship.</w:t>
+        <w:t>The κ–reliability correlation is largely a mathematical consequence of shared tuning curve structure, not purely biological.</w:t>
       </w:r>
     </w:p>
     <w:p>
@@ -1966,7 +1863,19 @@
           <w:rFonts w:ascii="Arial" w:hAnsi="Arial"/>
           <w:sz w:val="22"/>
         </w:rPr>
-        <w:t>Calcium imaging: Deconvolved calcium activity is an indirect measure of spiking, which may introduce biases in estimated tuning properties.</w:t>
+        <w:t>Reliability is bounded [−1, 1], violating OLS homoscedasticity assumptions.</w:t>
+      </w:r>
+    </w:p>
+    <w:p>
+      <w:pPr>
+        <w:pStyle w:val="ListBullet"/>
+      </w:pPr>
+      <w:r>
+        <w:rPr>
+          <w:rFonts w:ascii="Arial" w:hAnsi="Arial"/>
+          <w:sz w:val="22"/>
+        </w:rPr>
+        <w:t>Deconvolved calcium activity is an indirect measure of spiking.</w:t>
       </w:r>
     </w:p>
     <w:p>
@@ -1992,7 +1901,7 @@
           <w:i w:val="0"/>
           <w:sz w:val="22"/>
         </w:rPr>
-        <w:t>This project demonstrates that mouse V1 contains a diverse population of orientation-tuned neurons whose collective activity supports high-precision orientation decoding. The combination of nonlinear least-squares fitting for single-neuron characterization and linear least-squares regression for population decoding provides complementary views of neural coding: the former reveals the building blocks (individual tuning curves), while the latter shows how these building blocks combine to represent sensory information. Future work could extend this analysis to multiple recordings, explore nonlinear decoders, and investigate how tuning heterogeneity relates to the spatial organization of V1.</w:t>
+        <w:t>This project demonstrates that V1 neurons in this recording exhibit diverse orientation tuning whose collective activity supports high-precision decoding. Nonlinear least-squares fitting characterized individual tuning curves, while linear regression decoded population activity. The combination reveals both the building blocks of orientation coding and how they combine for population-level readout.</w:t>
       </w:r>
     </w:p>
     <w:p>
@@ -2018,7 +1927,7 @@
           <w:i w:val="0"/>
           <w:sz w:val="22"/>
         </w:rPr>
-        <w:t>[To be completed individually by each team member. Include reflection on: technical skills gained (Python, statistical modeling, data analysis), understanding of neural coding concepts, challenges encountered and how they were resolved, and areas for further learning.]</w:t>
+        <w:t>[To be completed individually.]</w:t>
       </w:r>
     </w:p>
     <w:p>
